--- a/docs/licenta/licenta.docx
+++ b/docs/licenta/licenta.docx
@@ -278,6 +278,16 @@
     </w:p>
     <w:sdt>
       <w:sdtPr>
+        <w:rPr>
+          <w:rFonts w:ascii="UT Sans Medium" w:eastAsiaTheme="minorHAnsi" w:hAnsi="UT Sans Medium" w:cstheme="minorBidi"/>
+          <w:noProof/>
+          <w:color w:val="auto"/>
+          <w:kern w:val="2"/>
+          <w:sz w:val="24"/>
+          <w:szCs w:val="22"/>
+          <w:lang w:val="ro-RO"/>
+          <w14:ligatures w14:val="standardContextual"/>
+        </w:rPr>
         <w:id w:val="1035315472"/>
         <w:docPartObj>
           <w:docPartGallery w:val="Table of Contents"/>
@@ -286,16 +296,8 @@
       </w:sdtPr>
       <w:sdtEndPr>
         <w:rPr>
-          <w:rFonts w:ascii="UT Sans Medium" w:eastAsiaTheme="minorHAnsi" w:hAnsi="UT Sans Medium" w:cstheme="minorBidi"/>
           <w:b/>
           <w:bCs/>
-          <w:noProof/>
-          <w:color w:val="auto"/>
-          <w:kern w:val="2"/>
-          <w:sz w:val="24"/>
-          <w:szCs w:val="22"/>
-          <w:lang w:val="ro-RO"/>
-          <w14:ligatures w14:val="standardContextual"/>
         </w:rPr>
       </w:sdtEndPr>
       <w:sdtContent>
@@ -1382,6 +1384,7 @@
   <w:style w:type="character" w:default="1" w:styleId="DefaultParagraphFont">
     <w:name w:val="Default Paragraph Font"/>
     <w:uiPriority w:val="1"/>
+    <w:semiHidden/>
     <w:unhideWhenUsed/>
   </w:style>
   <w:style w:type="table" w:default="1" w:styleId="TableNormal">
